--- a/Кибер физ/отчет2.docx
+++ b/Кибер физ/отчет2.docx
@@ -285,7 +285,21 @@
         <w:rPr>
           <w:lang w:val="ru-RU"/>
         </w:rPr>
-        <w:t xml:space="preserve">(СПбГУТ) </w:t>
+        <w:t>(</w:t>
+      </w:r>
+      <w:proofErr w:type="spellStart"/>
+      <w:r>
+        <w:rPr>
+          <w:lang w:val="ru-RU"/>
+        </w:rPr>
+        <w:t>СПбГУТ</w:t>
+      </w:r>
+      <w:proofErr w:type="spellEnd"/>
+      <w:r>
+        <w:rPr>
+          <w:lang w:val="ru-RU"/>
+        </w:rPr>
+        <w:t xml:space="preserve">) </w:t>
       </w:r>
     </w:p>
     <w:p>
@@ -360,6 +374,7 @@
           <w:bCs/>
           <w:sz w:val="32"/>
           <w:szCs w:val="24"/>
+          <w:lang w:val="ru-RU"/>
         </w:rPr>
         <w:t>Расчет нагрузки</w:t>
       </w:r>
@@ -890,19 +905,33 @@
         <w:rPr>
           <w:lang w:val="ru-RU"/>
         </w:rPr>
-        <w:t xml:space="preserve"> –</w:t>
-      </w:r>
-      <w:r>
-        <w:rPr>
-          <w:lang w:val="ru-RU"/>
-        </w:rPr>
         <w:t xml:space="preserve"> </w:t>
       </w:r>
-      <w:r>
-        <w:rPr>
-          <w:lang w:val="ru-RU"/>
-        </w:rPr>
-        <w:t xml:space="preserve"> потока вызовов</w:t>
+      <w:proofErr w:type="gramStart"/>
+      <w:r>
+        <w:rPr>
+          <w:lang w:val="ru-RU"/>
+        </w:rPr>
+        <w:t>–</w:t>
+      </w:r>
+      <w:r>
+        <w:rPr>
+          <w:lang w:val="ru-RU"/>
+        </w:rPr>
+        <w:t xml:space="preserve"> </w:t>
+      </w:r>
+      <w:r>
+        <w:rPr>
+          <w:lang w:val="ru-RU"/>
+        </w:rPr>
+        <w:t xml:space="preserve"> потока</w:t>
+      </w:r>
+      <w:proofErr w:type="gramEnd"/>
+      <w:r>
+        <w:rPr>
+          <w:lang w:val="ru-RU"/>
+        </w:rPr>
+        <w:t xml:space="preserve"> вызовов</w:t>
       </w:r>
       <w:r>
         <w:rPr>
@@ -1011,6 +1040,7 @@
       </w:r>
       <w:r>
         <w:rPr>
+          <w:noProof/>
           <w:lang w:val="ru-RU"/>
         </w:rPr>
         <w:drawing>
@@ -1051,6 +1081,7 @@
       </w:r>
       <w:r>
         <w:rPr>
+          <w:noProof/>
           <w:lang w:val="ru-RU"/>
         </w:rPr>
         <w:drawing>
@@ -1182,9 +1213,11 @@
           <w:lang w:val="ru-RU"/>
         </w:rPr>
       </w:pPr>
+      <w:proofErr w:type="spellStart"/>
       <w:r>
         <w:t>Tper</w:t>
       </w:r>
+      <w:proofErr w:type="spellEnd"/>
       <w:r>
         <w:rPr>
           <w:lang w:val="ru-RU"/>
@@ -1297,6 +1330,7 @@
       </w:pPr>
       <w:r>
         <w:rPr>
+          <w:noProof/>
           <w:lang w:val="ru-RU"/>
         </w:rPr>
         <w:drawing>
@@ -1419,7 +1453,21 @@
         <w:rPr>
           <w:lang w:val="ru-RU"/>
         </w:rPr>
-        <w:t xml:space="preserve">          а)освободятся все вызовы;</w:t>
+        <w:t xml:space="preserve">          </w:t>
+      </w:r>
+      <w:proofErr w:type="gramStart"/>
+      <w:r>
+        <w:rPr>
+          <w:lang w:val="ru-RU"/>
+        </w:rPr>
+        <w:t>а)освободятся</w:t>
+      </w:r>
+      <w:proofErr w:type="gramEnd"/>
+      <w:r>
+        <w:rPr>
+          <w:lang w:val="ru-RU"/>
+        </w:rPr>
+        <w:t xml:space="preserve"> все вызовы;</w:t>
       </w:r>
     </w:p>
     <w:p>
@@ -1440,6 +1488,9 @@
     <w:p>
       <w:pPr>
         <w:ind w:right="249"/>
+        <w:rPr>
+          <w:lang w:val="ru-RU"/>
+        </w:rPr>
       </w:pPr>
       <w:r>
         <w:rPr>
@@ -1448,6 +1499,9 @@
         <w:t xml:space="preserve">          </w:t>
       </w:r>
       <w:r>
+        <w:rPr>
+          <w:lang w:val="ru-RU"/>
+        </w:rPr>
         <w:t>(</w:t>
       </w:r>
       <w:r>
@@ -1467,9 +1521,26 @@
         <w:rPr>
           <w:vertAlign w:val="superscript"/>
         </w:rPr>
-        <w:t>n*t</w:t>
-      </w:r>
-      <w:r>
+        <w:t>n</w:t>
+      </w:r>
+      <w:r>
+        <w:rPr>
+          <w:vertAlign w:val="superscript"/>
+          <w:lang w:val="ru-RU"/>
+        </w:rPr>
+        <w:t>*</w:t>
+      </w:r>
+      <w:proofErr w:type="gramStart"/>
+      <w:r>
+        <w:rPr>
+          <w:vertAlign w:val="superscript"/>
+        </w:rPr>
+        <w:t>t</w:t>
+      </w:r>
+      <w:r>
+        <w:rPr>
+          <w:lang w:val="ru-RU"/>
+        </w:rPr>
         <w:t>)</w:t>
       </w:r>
       <w:r>
@@ -1478,14 +1549,35 @@
         </w:rPr>
         <w:t>x</w:t>
       </w:r>
+      <w:proofErr w:type="gramEnd"/>
     </w:p>
     <w:p>
       <w:pPr>
         <w:ind w:right="249"/>
-      </w:pPr>
-      <w:r>
-        <w:t xml:space="preserve">           n = 1/ts</w:t>
-      </w:r>
+        <w:rPr>
+          <w:lang w:val="ru-RU"/>
+        </w:rPr>
+      </w:pPr>
+      <w:r>
+        <w:rPr>
+          <w:lang w:val="ru-RU"/>
+        </w:rPr>
+        <w:t xml:space="preserve">           </w:t>
+      </w:r>
+      <w:r>
+        <w:t>n</w:t>
+      </w:r>
+      <w:r>
+        <w:rPr>
+          <w:lang w:val="ru-RU"/>
+        </w:rPr>
+        <w:t xml:space="preserve"> = 1/</w:t>
+      </w:r>
+      <w:proofErr w:type="spellStart"/>
+      <w:r>
+        <w:t>ts</w:t>
+      </w:r>
+      <w:proofErr w:type="spellEnd"/>
     </w:p>
     <w:p>
       <w:pPr>
@@ -1500,11 +1592,19 @@
         </w:rPr>
         <w:t xml:space="preserve">          </w:t>
       </w:r>
-      <w:r>
-        <w:rPr>
-          <w:lang w:val="ru-RU"/>
-        </w:rPr>
-        <w:t>б)не освободится ни один вызов;</w:t>
+      <w:proofErr w:type="gramStart"/>
+      <w:r>
+        <w:rPr>
+          <w:lang w:val="ru-RU"/>
+        </w:rPr>
+        <w:t>б)не</w:t>
+      </w:r>
+      <w:proofErr w:type="gramEnd"/>
+      <w:r>
+        <w:rPr>
+          <w:lang w:val="ru-RU"/>
+        </w:rPr>
+        <w:t xml:space="preserve"> освободится ни один вызов;</w:t>
       </w:r>
     </w:p>
     <w:p>
@@ -1593,11 +1693,19 @@
         </w:rPr>
         <w:t xml:space="preserve">          </w:t>
       </w:r>
-      <w:r>
-        <w:rPr>
-          <w:lang w:val="ru-RU"/>
-        </w:rPr>
-        <w:t>в)освободится хотя бы один вызов.</w:t>
+      <w:proofErr w:type="gramStart"/>
+      <w:r>
+        <w:rPr>
+          <w:lang w:val="ru-RU"/>
+        </w:rPr>
+        <w:t>в)освободится</w:t>
+      </w:r>
+      <w:proofErr w:type="gramEnd"/>
+      <w:r>
+        <w:rPr>
+          <w:lang w:val="ru-RU"/>
+        </w:rPr>
+        <w:t xml:space="preserve"> хотя бы один вызов.</w:t>
       </w:r>
     </w:p>
     <w:p>
@@ -1684,6 +1792,7 @@
       </w:pPr>
       <w:r>
         <w:rPr>
+          <w:noProof/>
           <w:lang w:val="ru-RU"/>
         </w:rPr>
         <w:drawing>
@@ -1936,9 +2045,11 @@
         </w:rPr>
         <w:t>_</w:t>
       </w:r>
+      <w:proofErr w:type="spellStart"/>
       <w:r>
         <w:t>i</w:t>
       </w:r>
+      <w:proofErr w:type="spellEnd"/>
       <w:r>
         <w:rPr>
           <w:lang w:val="ru-RU"/>
@@ -1994,19 +2105,14 @@
         <w:rPr>
           <w:lang w:val="ru-RU"/>
         </w:rPr>
-        <w:t xml:space="preserve"> –</w:t>
-      </w:r>
-      <w:r>
-        <w:rPr>
-          <w:lang w:val="ru-RU"/>
-        </w:rPr>
         <w:t xml:space="preserve"> </w:t>
       </w:r>
-      <w:r>
-        <w:rPr>
-          <w:lang w:val="ru-RU"/>
-        </w:rPr>
-        <w:t xml:space="preserve"> потока вызовов</w:t>
+      <w:proofErr w:type="gramStart"/>
+      <w:r>
+        <w:rPr>
+          <w:lang w:val="ru-RU"/>
+        </w:rPr>
+        <w:t>–</w:t>
       </w:r>
       <w:r>
         <w:rPr>
@@ -2018,7 +2124,32 @@
         <w:rPr>
           <w:lang w:val="ru-RU"/>
         </w:rPr>
-        <w:t>поступивший</w:t>
+        <w:t xml:space="preserve"> поток</w:t>
+      </w:r>
+      <w:proofErr w:type="gramEnd"/>
+      <w:r>
+        <w:rPr>
+          <w:lang w:val="ru-RU"/>
+        </w:rPr>
+        <w:t xml:space="preserve"> </w:t>
+      </w:r>
+      <w:r>
+        <w:rPr>
+          <w:lang w:val="ru-RU"/>
+        </w:rPr>
+        <w:t>поступивши</w:t>
+      </w:r>
+      <w:r>
+        <w:rPr>
+          <w:lang w:val="ru-RU"/>
+        </w:rPr>
+        <w:t>х</w:t>
+      </w:r>
+      <w:r>
+        <w:rPr>
+          <w:lang w:val="ru-RU"/>
+        </w:rPr>
+        <w:t xml:space="preserve"> вызовов</w:t>
       </w:r>
     </w:p>
     <w:p>
@@ -2048,7 +2179,7 @@
         <w:rPr>
           <w:lang w:val="ru-RU"/>
         </w:rPr>
-        <w:t>интервалом, в течение которого происходит измерение нагрузки</w:t>
+        <w:t>интервал, в течение которого происходит измерение нагрузки</w:t>
       </w:r>
     </w:p>
     <w:p>
@@ -2065,9 +2196,11 @@
         </w:rPr>
         <w:t xml:space="preserve">      </w:t>
       </w:r>
+      <w:proofErr w:type="spellStart"/>
       <w:r>
         <w:t>ts</w:t>
       </w:r>
+      <w:proofErr w:type="spellEnd"/>
       <w:r>
         <w:rPr>
           <w:lang w:val="ru-RU"/>
@@ -2089,9 +2222,11 @@
         </w:rPr>
         <w:t xml:space="preserve">           </w:t>
       </w:r>
+      <w:proofErr w:type="spellStart"/>
       <w:r>
         <w:t>Ao</w:t>
       </w:r>
+      <w:proofErr w:type="spellEnd"/>
       <w:r>
         <w:rPr>
           <w:lang w:val="ru-RU"/>
@@ -2143,9 +2278,11 @@
         </w:rPr>
         <w:t xml:space="preserve">           </w:t>
       </w:r>
+      <w:proofErr w:type="spellStart"/>
       <w:r>
         <w:t>Apot</w:t>
       </w:r>
+      <w:proofErr w:type="spellEnd"/>
       <w:r>
         <w:rPr>
           <w:lang w:val="ru-RU"/>
@@ -2212,8 +2349,17 @@
         </w:rPr>
         <w:t xml:space="preserve">           </w:t>
       </w:r>
-      <w:r>
-        <w:t>Ao = (Lam</w:t>
+      <w:proofErr w:type="spellStart"/>
+      <w:r>
+        <w:t>Ao</w:t>
+      </w:r>
+      <w:proofErr w:type="spellEnd"/>
+      <w:r>
+        <w:t xml:space="preserve"> = (</w:t>
+      </w:r>
+      <w:proofErr w:type="spellStart"/>
+      <w:r>
+        <w:t>Lam</w:t>
       </w:r>
       <w:r>
         <w:t>_</w:t>
@@ -2231,7 +2377,19 @@
         <w:t>_</w:t>
       </w:r>
       <w:r>
-        <w:t>i*ts)/dt</w:t>
+        <w:t>i</w:t>
+      </w:r>
+      <w:proofErr w:type="spellEnd"/>
+      <w:r>
+        <w:t>*</w:t>
+      </w:r>
+      <w:proofErr w:type="spellStart"/>
+      <w:r>
+        <w:t>ts</w:t>
+      </w:r>
+      <w:proofErr w:type="spellEnd"/>
+      <w:r>
+        <w:t>)/dt</w:t>
       </w:r>
     </w:p>
     <w:p>
@@ -2240,6 +2398,9 @@
         <w:ind w:left="0" w:right="106" w:firstLine="0"/>
       </w:pPr>
       <w:r>
+        <w:rPr>
+          <w:noProof/>
+        </w:rPr>
         <w:drawing>
           <wp:inline distT="0" distB="0" distL="0" distR="0" wp14:anchorId="02DD1D17" wp14:editId="2836129E">
             <wp:extent cx="5976939" cy="1238250"/>
@@ -2333,9 +2494,11 @@
         </w:rPr>
         <w:t xml:space="preserve">         </w:t>
       </w:r>
+      <w:proofErr w:type="spellStart"/>
       <w:r>
         <w:t>Apot</w:t>
       </w:r>
+      <w:proofErr w:type="spellEnd"/>
       <w:r>
         <w:rPr>
           <w:lang w:val="ru-RU"/>
@@ -2351,9 +2514,11 @@
         </w:rPr>
         <w:t xml:space="preserve"> - </w:t>
       </w:r>
+      <w:proofErr w:type="spellStart"/>
       <w:r>
         <w:t>Ao</w:t>
       </w:r>
+      <w:proofErr w:type="spellEnd"/>
     </w:p>
     <w:p>
       <w:pPr>
@@ -2365,6 +2530,7 @@
       </w:pPr>
       <w:r>
         <w:rPr>
+          <w:noProof/>
           <w:lang w:val="ru-RU"/>
         </w:rPr>
         <w:drawing>
@@ -2458,9 +2624,11 @@
         </w:rPr>
         <w:t xml:space="preserve"> = </w:t>
       </w:r>
+      <w:proofErr w:type="spellStart"/>
       <w:r>
         <w:t>Apot</w:t>
       </w:r>
+      <w:proofErr w:type="spellEnd"/>
       <w:r>
         <w:rPr>
           <w:lang w:val="ru-RU"/>
@@ -2481,6 +2649,7 @@
       </w:pPr>
       <w:r>
         <w:rPr>
+          <w:noProof/>
           <w:lang w:val="ru-RU"/>
         </w:rPr>
         <w:drawing>
@@ -3387,6 +3556,7 @@
     <w:lsdException w:name="HTML Sample" w:semiHidden="1" w:unhideWhenUsed="1"/>
     <w:lsdException w:name="HTML Typewriter" w:semiHidden="1" w:unhideWhenUsed="1"/>
     <w:lsdException w:name="HTML Variable" w:semiHidden="1" w:unhideWhenUsed="1"/>
+    <w:lsdException w:name="Normal Table" w:semiHidden="1" w:unhideWhenUsed="1"/>
     <w:lsdException w:name="annotation subject" w:semiHidden="1" w:unhideWhenUsed="1"/>
     <w:lsdException w:name="No List" w:semiHidden="1" w:unhideWhenUsed="1"/>
     <w:lsdException w:name="Outline List 1" w:semiHidden="1" w:unhideWhenUsed="1"/>
@@ -3433,8 +3603,10 @@
     <w:lsdException w:name="Table Subtle 2" w:semiHidden="1" w:unhideWhenUsed="1"/>
     <w:lsdException w:name="Table Web 1" w:semiHidden="1" w:unhideWhenUsed="1"/>
     <w:lsdException w:name="Table Web 2" w:semiHidden="1" w:unhideWhenUsed="1"/>
+    <w:lsdException w:name="Table Web 3" w:semiHidden="1" w:unhideWhenUsed="1"/>
     <w:lsdException w:name="Balloon Text" w:semiHidden="1" w:unhideWhenUsed="1"/>
     <w:lsdException w:name="Table Grid" w:uiPriority="39"/>
+    <w:lsdException w:name="Table Theme" w:semiHidden="1" w:unhideWhenUsed="1"/>
     <w:lsdException w:name="Placeholder Text" w:semiHidden="1"/>
     <w:lsdException w:name="No Spacing" w:uiPriority="1" w:qFormat="1"/>
     <w:lsdException w:name="Light Shading" w:uiPriority="60"/>
@@ -3714,6 +3886,7 @@
   <w:style w:type="character" w:default="1" w:styleId="a0">
     <w:name w:val="Default Paragraph Font"/>
     <w:uiPriority w:val="1"/>
+    <w:semiHidden/>
     <w:unhideWhenUsed/>
   </w:style>
   <w:style w:type="table" w:default="1" w:styleId="a1">

--- a/Кибер физ/отчет2.docx
+++ b/Кибер физ/отчет2.docx
@@ -924,38 +924,14 @@
         <w:rPr>
           <w:lang w:val="ru-RU"/>
         </w:rPr>
-        <w:t xml:space="preserve"> потока</w:t>
+        <w:t xml:space="preserve"> поток</w:t>
       </w:r>
       <w:proofErr w:type="gramEnd"/>
       <w:r>
         <w:rPr>
           <w:lang w:val="ru-RU"/>
         </w:rPr>
-        <w:t xml:space="preserve"> вызовов</w:t>
-      </w:r>
-      <w:r>
-        <w:rPr>
-          <w:lang w:val="ru-RU"/>
-        </w:rPr>
-        <w:t xml:space="preserve">, </w:t>
-      </w:r>
-      <w:r>
-        <w:rPr>
-          <w:lang w:val="ru-RU"/>
-        </w:rPr>
-        <w:t>численно равным</w:t>
-      </w:r>
-      <w:r>
-        <w:rPr>
-          <w:lang w:val="ru-RU"/>
-        </w:rPr>
-        <w:t xml:space="preserve"> </w:t>
-      </w:r>
-      <w:r>
-        <w:rPr>
-          <w:lang w:val="ru-RU"/>
-        </w:rPr>
-        <w:t>числу пакетов, поступающих в единицу времени</w:t>
+        <w:t xml:space="preserve"> вызовов, поступающих в единицу времени</w:t>
       </w:r>
     </w:p>
     <w:p>
@@ -1231,7 +1207,7 @@
         <w:t xml:space="preserve">поделив </w:t>
       </w:r>
       <w:r>
-        <w:t>I</w:t>
+        <w:t>L</w:t>
       </w:r>
       <w:r>
         <w:rPr>
@@ -1287,7 +1263,25 @@
         <w:rPr>
           <w:lang w:val="ru-RU"/>
         </w:rPr>
-        <w:t>паток вызовов по условию он рамен 1</w:t>
+        <w:t>п</w:t>
+      </w:r>
+      <w:r>
+        <w:rPr>
+          <w:lang w:val="ru-RU"/>
+        </w:rPr>
+        <w:t>о</w:t>
+      </w:r>
+      <w:r>
+        <w:rPr>
+          <w:lang w:val="ru-RU"/>
+        </w:rPr>
+        <w:tab/>
+      </w:r>
+      <w:r>
+        <w:rPr>
+          <w:lang w:val="ru-RU"/>
+        </w:rPr>
+        <w:t>ток вызовов по условию он рамен 1</w:t>
       </w:r>
     </w:p>
     <w:p>
@@ -1481,21 +1475,21 @@
         <w:rPr>
           <w:lang w:val="ru-RU"/>
         </w:rPr>
+        <w:t xml:space="preserve">          по формуле </w:t>
+      </w:r>
+    </w:p>
+    <w:p>
+      <w:pPr>
+        <w:ind w:right="249"/>
+        <w:rPr>
+          <w:lang w:val="ru-RU"/>
+        </w:rPr>
+      </w:pPr>
+      <w:r>
+        <w:rPr>
+          <w:lang w:val="ru-RU"/>
+        </w:rPr>
         <w:lastRenderedPageBreak/>
-        <w:t xml:space="preserve">          по формуле </w:t>
-      </w:r>
-    </w:p>
-    <w:p>
-      <w:pPr>
-        <w:ind w:right="249"/>
-        <w:rPr>
-          <w:lang w:val="ru-RU"/>
-        </w:rPr>
-      </w:pPr>
-      <w:r>
-        <w:rPr>
-          <w:lang w:val="ru-RU"/>
-        </w:rPr>
         <w:t xml:space="preserve">          </w:t>
       </w:r>
       <w:r>
@@ -2028,28 +2022,8 @@
         <w:t>_</w:t>
       </w:r>
       <w:r>
-        <w:t>o</w:t>
-      </w:r>
-      <w:r>
-        <w:rPr>
-          <w:lang w:val="ru-RU"/>
-        </w:rPr>
-        <w:t>_</w:t>
-      </w:r>
-      <w:r>
-        <w:t>and</w:t>
-      </w:r>
-      <w:r>
-        <w:rPr>
-          <w:lang w:val="ru-RU"/>
-        </w:rPr>
-        <w:t>_</w:t>
-      </w:r>
-      <w:proofErr w:type="spellStart"/>
-      <w:r>
-        <w:t>i</w:t>
-      </w:r>
-      <w:proofErr w:type="spellEnd"/>
+        <w:t>s</w:t>
+      </w:r>
       <w:r>
         <w:rPr>
           <w:lang w:val="ru-RU"/>
@@ -2099,7 +2073,7 @@
         <w:t>_</w:t>
       </w:r>
       <w:r>
-        <w:t>p</w:t>
+        <w:t>o</w:t>
       </w:r>
       <w:r>
         <w:rPr>
@@ -2131,19 +2105,7 @@
         <w:rPr>
           <w:lang w:val="ru-RU"/>
         </w:rPr>
-        <w:t xml:space="preserve"> </w:t>
-      </w:r>
-      <w:r>
-        <w:rPr>
-          <w:lang w:val="ru-RU"/>
-        </w:rPr>
-        <w:t>поступивши</w:t>
-      </w:r>
-      <w:r>
-        <w:rPr>
-          <w:lang w:val="ru-RU"/>
-        </w:rPr>
-        <w:t>х</w:t>
+        <w:t xml:space="preserve"> поступивших</w:t>
       </w:r>
       <w:r>
         <w:rPr>
@@ -2222,11 +2184,12 @@
         </w:rPr>
         <w:t xml:space="preserve">           </w:t>
       </w:r>
-      <w:proofErr w:type="spellStart"/>
-      <w:r>
-        <w:t>Ao</w:t>
-      </w:r>
-      <w:proofErr w:type="spellEnd"/>
+      <w:r>
+        <w:t>A</w:t>
+      </w:r>
+      <w:r>
+        <w:t>s</w:t>
+      </w:r>
       <w:r>
         <w:rPr>
           <w:lang w:val="ru-RU"/>
@@ -2254,9 +2217,14 @@
         </w:rPr>
         <w:t xml:space="preserve">           </w:t>
       </w:r>
-      <w:r>
-        <w:t>Ap</w:t>
-      </w:r>
+      <w:proofErr w:type="spellStart"/>
+      <w:r>
+        <w:t>A</w:t>
+      </w:r>
+      <w:r>
+        <w:t>o</w:t>
+      </w:r>
+      <w:proofErr w:type="spellEnd"/>
       <w:r>
         <w:rPr>
           <w:lang w:val="ru-RU"/>
@@ -2278,11 +2246,9 @@
         </w:rPr>
         <w:t xml:space="preserve">           </w:t>
       </w:r>
-      <w:proofErr w:type="spellStart"/>
-      <w:r>
-        <w:t>Apot</w:t>
-      </w:r>
-      <w:proofErr w:type="spellEnd"/>
+      <w:r>
+        <w:t>P</w:t>
+      </w:r>
       <w:r>
         <w:rPr>
           <w:lang w:val="ru-RU"/>
@@ -2320,22 +2286,28 @@
         <w:rPr>
           <w:lang w:val="ru-RU"/>
         </w:rPr>
-        <w:t xml:space="preserve">           </w:t>
-      </w:r>
-      <w:r>
-        <w:t>Aver</w:t>
-      </w:r>
-      <w:r>
-        <w:rPr>
-          <w:lang w:val="ru-RU"/>
-        </w:rPr>
-        <w:t xml:space="preserve"> – </w:t>
-      </w:r>
-      <w:r>
-        <w:rPr>
-          <w:lang w:val="ru-RU"/>
-        </w:rPr>
-        <w:t>вероятность потерь</w:t>
+        <w:t>П</w:t>
+      </w:r>
+      <w:r>
+        <w:rPr>
+          <w:lang w:val="ru-RU"/>
+        </w:rPr>
+        <w:t>оступившая нагрузка</w:t>
+      </w:r>
+    </w:p>
+    <w:p>
+      <w:pPr>
+        <w:spacing w:after="0" w:line="259" w:lineRule="auto"/>
+        <w:ind w:left="0" w:right="106" w:firstLine="720"/>
+        <w:rPr>
+          <w:lang w:val="ru-RU"/>
+        </w:rPr>
+      </w:pPr>
+      <w:r>
+        <w:rPr>
+          <w:lang w:val="ru-RU"/>
+        </w:rPr>
+        <w:t>По формуле</w:t>
       </w:r>
     </w:p>
     <w:p>
@@ -2347,7 +2319,10 @@
         <w:rPr>
           <w:lang w:val="ru-RU"/>
         </w:rPr>
-        <w:t xml:space="preserve">           </w:t>
+        <w:tab/>
+      </w:r>
+      <w:r>
+        <w:t xml:space="preserve"> </w:t>
       </w:r>
       <w:proofErr w:type="spellStart"/>
       <w:r>
@@ -2359,25 +2334,7 @@
       </w:r>
       <w:proofErr w:type="spellStart"/>
       <w:r>
-        <w:t>Lam</w:t>
-      </w:r>
-      <w:r>
-        <w:t>_</w:t>
-      </w:r>
-      <w:r>
-        <w:t>o</w:t>
-      </w:r>
-      <w:r>
-        <w:t>_</w:t>
-      </w:r>
-      <w:r>
-        <w:t>and</w:t>
-      </w:r>
-      <w:r>
-        <w:t>_</w:t>
-      </w:r>
-      <w:r>
-        <w:t>i</w:t>
+        <w:t>Lam_o</w:t>
       </w:r>
       <w:proofErr w:type="spellEnd"/>
       <w:r>
@@ -2398,14 +2355,11 @@
         <w:ind w:left="0" w:right="106" w:firstLine="0"/>
       </w:pPr>
       <w:r>
-        <w:rPr>
-          <w:noProof/>
-        </w:rPr>
         <w:drawing>
-          <wp:inline distT="0" distB="0" distL="0" distR="0" wp14:anchorId="02DD1D17" wp14:editId="2836129E">
-            <wp:extent cx="5976939" cy="1238250"/>
-            <wp:effectExtent l="0" t="0" r="5080" b="0"/>
-            <wp:docPr id="7" name="Рисунок 7"/>
+          <wp:inline distT="0" distB="0" distL="0" distR="0" wp14:anchorId="59F370E8" wp14:editId="6B3F4C52">
+            <wp:extent cx="5953956" cy="1362265"/>
+            <wp:effectExtent l="0" t="0" r="8890" b="9525"/>
+            <wp:docPr id="10" name="Рисунок 10"/>
             <wp:cNvGraphicFramePr>
               <a:graphicFrameLocks xmlns:a="http://schemas.openxmlformats.org/drawingml/2006/main" noChangeAspect="1"/>
             </wp:cNvGraphicFramePr>
@@ -2425,7 +2379,7 @@
                   <pic:spPr>
                     <a:xfrm>
                       <a:off x="0" y="0"/>
-                      <a:ext cx="5982770" cy="1239458"/>
+                      <a:ext cx="5953956" cy="1362265"/>
                     </a:xfrm>
                     <a:prstGeom prst="rect">
                       <a:avLst/>
@@ -2442,27 +2396,22 @@
       <w:pPr>
         <w:spacing w:after="0" w:line="259" w:lineRule="auto"/>
         <w:ind w:left="0" w:right="106" w:firstLine="0"/>
-        <w:rPr>
-          <w:lang w:val="ru-RU"/>
-        </w:rPr>
-      </w:pPr>
-      <w:r>
-        <w:rPr>
-          <w:lang w:val="ru-RU"/>
-        </w:rPr>
-        <w:t xml:space="preserve">        Потерян</w:t>
-      </w:r>
-      <w:r>
-        <w:rPr>
-          <w:lang w:val="ru-RU"/>
-        </w:rPr>
-        <w:t>н</w:t>
-      </w:r>
-      <w:r>
-        <w:rPr>
-          <w:lang w:val="ru-RU"/>
-        </w:rPr>
-        <w:t>ая нагрузка</w:t>
+      </w:pPr>
+    </w:p>
+    <w:p>
+      <w:pPr>
+        <w:spacing w:after="160" w:line="259" w:lineRule="auto"/>
+        <w:ind w:left="0" w:right="0" w:firstLine="0"/>
+        <w:jc w:val="left"/>
+        <w:rPr>
+          <w:lang w:val="ru-RU"/>
+        </w:rPr>
+      </w:pPr>
+      <w:r>
+        <w:rPr>
+          <w:lang w:val="ru-RU"/>
+        </w:rPr>
+        <w:br w:type="page"/>
       </w:r>
     </w:p>
     <w:p>
@@ -2477,67 +2426,79 @@
         <w:rPr>
           <w:lang w:val="ru-RU"/>
         </w:rPr>
-        <w:t xml:space="preserve">        По формуле</w:t>
+        <w:lastRenderedPageBreak/>
+        <w:t>Об</w:t>
+      </w:r>
+      <w:r>
+        <w:rPr>
+          <w:lang w:val="ru-RU"/>
+        </w:rPr>
+        <w:t>служенная нагрузка</w:t>
       </w:r>
     </w:p>
     <w:p>
       <w:pPr>
         <w:spacing w:after="0" w:line="259" w:lineRule="auto"/>
         <w:ind w:left="0" w:right="106" w:firstLine="0"/>
-        <w:rPr>
-          <w:lang w:val="ru-RU"/>
-        </w:rPr>
-      </w:pPr>
-      <w:r>
-        <w:rPr>
-          <w:lang w:val="ru-RU"/>
-        </w:rPr>
-        <w:t xml:space="preserve">         </w:t>
-      </w:r>
-      <w:proofErr w:type="spellStart"/>
-      <w:r>
-        <w:t>Apot</w:t>
-      </w:r>
-      <w:proofErr w:type="spellEnd"/>
-      <w:r>
-        <w:rPr>
-          <w:lang w:val="ru-RU"/>
-        </w:rPr>
-        <w:t xml:space="preserve"> = </w:t>
-      </w:r>
-      <w:r>
-        <w:t>Ap</w:t>
-      </w:r>
-      <w:r>
-        <w:rPr>
-          <w:lang w:val="ru-RU"/>
-        </w:rPr>
-        <w:t xml:space="preserve"> - </w:t>
-      </w:r>
-      <w:proofErr w:type="spellStart"/>
-      <w:r>
-        <w:t>Ao</w:t>
-      </w:r>
-      <w:proofErr w:type="spellEnd"/>
+      </w:pPr>
+      <w:r>
+        <w:rPr>
+          <w:lang w:val="ru-RU"/>
+        </w:rPr>
+        <w:tab/>
+      </w:r>
+      <w:r>
+        <w:rPr>
+          <w:lang w:val="ru-RU"/>
+        </w:rPr>
+        <w:t>По формуле</w:t>
+      </w:r>
     </w:p>
     <w:p>
       <w:pPr>
         <w:spacing w:after="0" w:line="259" w:lineRule="auto"/>
         <w:ind w:left="0" w:right="106" w:firstLine="0"/>
-        <w:rPr>
-          <w:lang w:val="ru-RU"/>
-        </w:rPr>
-      </w:pPr>
-      <w:r>
-        <w:rPr>
-          <w:noProof/>
-          <w:lang w:val="ru-RU"/>
-        </w:rPr>
+      </w:pPr>
+      <w:r>
+        <w:t xml:space="preserve">           </w:t>
+      </w:r>
+      <w:r>
+        <w:t>A</w:t>
+      </w:r>
+      <w:r>
+        <w:t>s</w:t>
+      </w:r>
+      <w:r>
+        <w:t xml:space="preserve"> = (</w:t>
+      </w:r>
+      <w:proofErr w:type="spellStart"/>
+      <w:r>
+        <w:t>Lam_s</w:t>
+      </w:r>
+      <w:proofErr w:type="spellEnd"/>
+      <w:r>
+        <w:t>*</w:t>
+      </w:r>
+      <w:proofErr w:type="spellStart"/>
+      <w:r>
+        <w:t>ts</w:t>
+      </w:r>
+      <w:proofErr w:type="spellEnd"/>
+      <w:r>
+        <w:t>)/dt</w:t>
+      </w:r>
+    </w:p>
+    <w:p>
+      <w:pPr>
+        <w:spacing w:after="0" w:line="259" w:lineRule="auto"/>
+        <w:ind w:left="0" w:right="106" w:firstLine="0"/>
+      </w:pPr>
+      <w:r>
         <w:drawing>
-          <wp:inline distT="0" distB="0" distL="0" distR="0" wp14:anchorId="6DAFE916" wp14:editId="5EABE18F">
-            <wp:extent cx="6527709" cy="1247775"/>
-            <wp:effectExtent l="0" t="0" r="6985" b="0"/>
-            <wp:docPr id="8" name="Рисунок 8"/>
+          <wp:inline distT="0" distB="0" distL="0" distR="0" wp14:anchorId="49260485" wp14:editId="2529BCAE">
+            <wp:extent cx="6462395" cy="1120140"/>
+            <wp:effectExtent l="0" t="0" r="0" b="3810"/>
+            <wp:docPr id="11" name="Рисунок 11"/>
             <wp:cNvGraphicFramePr>
               <a:graphicFrameLocks xmlns:a="http://schemas.openxmlformats.org/drawingml/2006/main" noChangeAspect="1"/>
             </wp:cNvGraphicFramePr>
@@ -2557,7 +2518,7 @@
                   <pic:spPr>
                     <a:xfrm>
                       <a:off x="0" y="0"/>
-                      <a:ext cx="6541166" cy="1250347"/>
+                      <a:ext cx="6462395" cy="1120140"/>
                     </a:xfrm>
                     <a:prstGeom prst="rect">
                       <a:avLst/>
@@ -2574,17 +2535,7 @@
       <w:pPr>
         <w:spacing w:after="0" w:line="259" w:lineRule="auto"/>
         <w:ind w:left="0" w:right="106" w:firstLine="0"/>
-        <w:rPr>
-          <w:lang w:val="ru-RU"/>
-        </w:rPr>
-      </w:pPr>
-      <w:r>
-        <w:rPr>
-          <w:lang w:val="ru-RU"/>
-        </w:rPr>
-        <w:lastRenderedPageBreak/>
-        <w:t xml:space="preserve">         Вероятность потерь</w:t>
-      </w:r>
+      </w:pPr>
     </w:p>
     <w:p>
       <w:pPr>
@@ -2598,7 +2549,19 @@
         <w:rPr>
           <w:lang w:val="ru-RU"/>
         </w:rPr>
-        <w:t xml:space="preserve">          По формуле</w:t>
+        <w:t>Потерян</w:t>
+      </w:r>
+      <w:r>
+        <w:rPr>
+          <w:lang w:val="ru-RU"/>
+        </w:rPr>
+        <w:t>н</w:t>
+      </w:r>
+      <w:r>
+        <w:rPr>
+          <w:lang w:val="ru-RU"/>
+        </w:rPr>
+        <w:t>ая нагрузка</w:t>
       </w:r>
     </w:p>
     <w:p>
@@ -2613,30 +2576,7 @@
         <w:rPr>
           <w:lang w:val="ru-RU"/>
         </w:rPr>
-        <w:t xml:space="preserve">          </w:t>
-      </w:r>
-      <w:r>
-        <w:t>Aver</w:t>
-      </w:r>
-      <w:r>
-        <w:rPr>
-          <w:lang w:val="ru-RU"/>
-        </w:rPr>
-        <w:t xml:space="preserve"> = </w:t>
-      </w:r>
-      <w:proofErr w:type="spellStart"/>
-      <w:r>
-        <w:t>Apot</w:t>
-      </w:r>
-      <w:proofErr w:type="spellEnd"/>
-      <w:r>
-        <w:rPr>
-          <w:lang w:val="ru-RU"/>
-        </w:rPr>
-        <w:t>/</w:t>
-      </w:r>
-      <w:r>
-        <w:t>Ap</w:t>
+        <w:t xml:space="preserve">        По формуле</w:t>
       </w:r>
     </w:p>
     <w:p>
@@ -2649,14 +2589,60 @@
       </w:pPr>
       <w:r>
         <w:rPr>
-          <w:noProof/>
+          <w:lang w:val="ru-RU"/>
+        </w:rPr>
+        <w:t xml:space="preserve">         </w:t>
+      </w:r>
+      <w:r>
+        <w:t>A</w:t>
+      </w:r>
+      <w:r>
+        <w:t>L</w:t>
+      </w:r>
+      <w:r>
+        <w:rPr>
+          <w:lang w:val="ru-RU"/>
+        </w:rPr>
+        <w:t xml:space="preserve"> = </w:t>
+      </w:r>
+      <w:proofErr w:type="spellStart"/>
+      <w:r>
+        <w:t>A</w:t>
+      </w:r>
+      <w:r>
+        <w:t>o</w:t>
+      </w:r>
+      <w:proofErr w:type="spellEnd"/>
+      <w:r>
+        <w:rPr>
+          <w:lang w:val="ru-RU"/>
+        </w:rPr>
+        <w:t xml:space="preserve"> - </w:t>
+      </w:r>
+      <w:r>
+        <w:t>A</w:t>
+      </w:r>
+      <w:r>
+        <w:t>s</w:t>
+      </w:r>
+    </w:p>
+    <w:p>
+      <w:pPr>
+        <w:spacing w:after="0" w:line="259" w:lineRule="auto"/>
+        <w:ind w:left="0" w:right="106" w:firstLine="0"/>
+        <w:rPr>
+          <w:lang w:val="ru-RU"/>
+        </w:rPr>
+      </w:pPr>
+      <w:r>
+        <w:rPr>
           <w:lang w:val="ru-RU"/>
         </w:rPr>
         <w:drawing>
-          <wp:inline distT="0" distB="0" distL="0" distR="0" wp14:anchorId="41AC5461" wp14:editId="0B2DE548">
-            <wp:extent cx="6011114" cy="981212"/>
-            <wp:effectExtent l="0" t="0" r="8890" b="9525"/>
-            <wp:docPr id="15" name="Рисунок 15"/>
+          <wp:inline distT="0" distB="0" distL="0" distR="0" wp14:anchorId="4A700534" wp14:editId="5EB8458F">
+            <wp:extent cx="6462395" cy="938530"/>
+            <wp:effectExtent l="0" t="0" r="0" b="0"/>
+            <wp:docPr id="12" name="Рисунок 12"/>
             <wp:cNvGraphicFramePr>
               <a:graphicFrameLocks xmlns:a="http://schemas.openxmlformats.org/drawingml/2006/main" noChangeAspect="1"/>
             </wp:cNvGraphicFramePr>
@@ -2676,7 +2662,139 @@
                   <pic:spPr>
                     <a:xfrm>
                       <a:off x="0" y="0"/>
-                      <a:ext cx="6011114" cy="981212"/>
+                      <a:ext cx="6462395" cy="938530"/>
+                    </a:xfrm>
+                    <a:prstGeom prst="rect">
+                      <a:avLst/>
+                    </a:prstGeom>
+                  </pic:spPr>
+                </pic:pic>
+              </a:graphicData>
+            </a:graphic>
+          </wp:inline>
+        </w:drawing>
+      </w:r>
+    </w:p>
+    <w:p>
+      <w:pPr>
+        <w:spacing w:after="0" w:line="259" w:lineRule="auto"/>
+        <w:ind w:left="0" w:right="106" w:firstLine="0"/>
+        <w:rPr>
+          <w:lang w:val="ru-RU"/>
+        </w:rPr>
+      </w:pPr>
+    </w:p>
+    <w:p>
+      <w:pPr>
+        <w:spacing w:after="0" w:line="259" w:lineRule="auto"/>
+        <w:ind w:left="0" w:right="106" w:firstLine="0"/>
+        <w:rPr>
+          <w:lang w:val="ru-RU"/>
+        </w:rPr>
+      </w:pPr>
+      <w:r>
+        <w:rPr>
+          <w:lang w:val="ru-RU"/>
+        </w:rPr>
+        <w:t>Вероятность потерь</w:t>
+      </w:r>
+    </w:p>
+    <w:p>
+      <w:pPr>
+        <w:spacing w:after="0" w:line="259" w:lineRule="auto"/>
+        <w:ind w:left="0" w:right="106" w:firstLine="0"/>
+        <w:rPr>
+          <w:lang w:val="ru-RU"/>
+        </w:rPr>
+      </w:pPr>
+      <w:r>
+        <w:rPr>
+          <w:lang w:val="ru-RU"/>
+        </w:rPr>
+        <w:t xml:space="preserve">          По формуле</w:t>
+      </w:r>
+    </w:p>
+    <w:p>
+      <w:pPr>
+        <w:spacing w:after="0" w:line="259" w:lineRule="auto"/>
+        <w:ind w:left="0" w:right="106" w:firstLine="0"/>
+        <w:rPr>
+          <w:lang w:val="ru-RU"/>
+        </w:rPr>
+      </w:pPr>
+      <w:r>
+        <w:rPr>
+          <w:lang w:val="ru-RU"/>
+        </w:rPr>
+        <w:t xml:space="preserve">          </w:t>
+      </w:r>
+      <w:r>
+        <w:t>P</w:t>
+      </w:r>
+      <w:r>
+        <w:rPr>
+          <w:lang w:val="ru-RU"/>
+        </w:rPr>
+        <w:t xml:space="preserve"> = </w:t>
+      </w:r>
+      <w:r>
+        <w:t>A</w:t>
+      </w:r>
+      <w:r>
+        <w:t>L</w:t>
+      </w:r>
+      <w:r>
+        <w:rPr>
+          <w:lang w:val="ru-RU"/>
+        </w:rPr>
+        <w:t>/</w:t>
+      </w:r>
+      <w:proofErr w:type="spellStart"/>
+      <w:r>
+        <w:t>A</w:t>
+      </w:r>
+      <w:r>
+        <w:t>o</w:t>
+      </w:r>
+      <w:proofErr w:type="spellEnd"/>
+    </w:p>
+    <w:p>
+      <w:pPr>
+        <w:spacing w:after="0" w:line="259" w:lineRule="auto"/>
+        <w:ind w:left="0" w:right="106" w:firstLine="0"/>
+        <w:rPr>
+          <w:lang w:val="ru-RU"/>
+        </w:rPr>
+      </w:pPr>
+      <w:r>
+        <w:rPr>
+          <w:lang w:val="ru-RU"/>
+        </w:rPr>
+        <w:drawing>
+          <wp:inline distT="0" distB="0" distL="0" distR="0" wp14:anchorId="090E4C49" wp14:editId="17C1E735">
+            <wp:extent cx="6462395" cy="929005"/>
+            <wp:effectExtent l="0" t="0" r="0" b="4445"/>
+            <wp:docPr id="13" name="Рисунок 13"/>
+            <wp:cNvGraphicFramePr>
+              <a:graphicFrameLocks xmlns:a="http://schemas.openxmlformats.org/drawingml/2006/main" noChangeAspect="1"/>
+            </wp:cNvGraphicFramePr>
+            <a:graphic xmlns:a="http://schemas.openxmlformats.org/drawingml/2006/main">
+              <a:graphicData uri="http://schemas.openxmlformats.org/drawingml/2006/picture">
+                <pic:pic xmlns:pic="http://schemas.openxmlformats.org/drawingml/2006/picture">
+                  <pic:nvPicPr>
+                    <pic:cNvPr id="1" name=""/>
+                    <pic:cNvPicPr/>
+                  </pic:nvPicPr>
+                  <pic:blipFill>
+                    <a:blip r:embed="rId15"/>
+                    <a:stretch>
+                      <a:fillRect/>
+                    </a:stretch>
+                  </pic:blipFill>
+                  <pic:spPr>
+                    <a:xfrm>
+                      <a:off x="0" y="0"/>
+                      <a:ext cx="6462395" cy="929005"/>
                     </a:xfrm>
                     <a:prstGeom prst="rect">
                       <a:avLst/>
@@ -3831,6 +3949,7 @@
   <w:style w:type="paragraph" w:default="1" w:styleId="a">
     <w:name w:val="Normal"/>
     <w:qFormat/>
+    <w:rsid w:val="00170A6E"/>
     <w:pPr>
       <w:spacing w:after="15" w:line="271" w:lineRule="auto"/>
       <w:ind w:left="10" w:right="255" w:hanging="10"/>

--- a/Кибер физ/отчет2.docx
+++ b/Кибер физ/отчет2.docx
@@ -1275,12 +1275,6 @@
         <w:rPr>
           <w:lang w:val="ru-RU"/>
         </w:rPr>
-        <w:tab/>
-      </w:r>
-      <w:r>
-        <w:rPr>
-          <w:lang w:val="ru-RU"/>
-        </w:rPr>
         <w:t>ток вызовов по условию он рамен 1</w:t>
       </w:r>
     </w:p>
@@ -1438,362 +1432,20 @@
     </w:p>
     <w:p>
       <w:pPr>
-        <w:ind w:right="249"/>
-        <w:rPr>
-          <w:lang w:val="ru-RU"/>
-        </w:rPr>
-      </w:pPr>
-      <w:r>
-        <w:rPr>
-          <w:lang w:val="ru-RU"/>
-        </w:rPr>
-        <w:t xml:space="preserve">          </w:t>
-      </w:r>
-      <w:proofErr w:type="gramStart"/>
-      <w:r>
-        <w:rPr>
-          <w:lang w:val="ru-RU"/>
-        </w:rPr>
-        <w:t>а)освободятся</w:t>
-      </w:r>
-      <w:proofErr w:type="gramEnd"/>
-      <w:r>
-        <w:rPr>
-          <w:lang w:val="ru-RU"/>
-        </w:rPr>
-        <w:t xml:space="preserve"> все вызовы;</w:t>
-      </w:r>
-    </w:p>
-    <w:p>
-      <w:pPr>
-        <w:ind w:right="249"/>
-        <w:rPr>
-          <w:lang w:val="ru-RU"/>
-        </w:rPr>
-      </w:pPr>
-      <w:r>
-        <w:rPr>
-          <w:lang w:val="ru-RU"/>
-        </w:rPr>
-        <w:t xml:space="preserve">          по формуле </w:t>
-      </w:r>
-    </w:p>
-    <w:p>
-      <w:pPr>
-        <w:ind w:right="249"/>
-        <w:rPr>
-          <w:lang w:val="ru-RU"/>
-        </w:rPr>
-      </w:pPr>
-      <w:r>
-        <w:rPr>
-          <w:lang w:val="ru-RU"/>
-        </w:rPr>
-        <w:lastRenderedPageBreak/>
-        <w:t xml:space="preserve">          </w:t>
-      </w:r>
-      <w:r>
-        <w:rPr>
-          <w:lang w:val="ru-RU"/>
-        </w:rPr>
-        <w:t>(</w:t>
-      </w:r>
-      <w:r>
-        <w:rPr>
-          <w:lang w:val="ru-RU"/>
-        </w:rPr>
-        <w:t>1 – е</w:t>
-      </w:r>
-      <w:r>
-        <w:rPr>
-          <w:vertAlign w:val="superscript"/>
-          <w:lang w:val="ru-RU"/>
-        </w:rPr>
-        <w:t>-</w:t>
-      </w:r>
-      <w:r>
-        <w:rPr>
-          <w:vertAlign w:val="superscript"/>
-        </w:rPr>
-        <w:t>n</w:t>
-      </w:r>
-      <w:r>
-        <w:rPr>
-          <w:vertAlign w:val="superscript"/>
-          <w:lang w:val="ru-RU"/>
-        </w:rPr>
-        <w:t>*</w:t>
-      </w:r>
-      <w:proofErr w:type="gramStart"/>
-      <w:r>
-        <w:rPr>
-          <w:vertAlign w:val="superscript"/>
-        </w:rPr>
-        <w:t>t</w:t>
-      </w:r>
-      <w:r>
-        <w:rPr>
-          <w:lang w:val="ru-RU"/>
-        </w:rPr>
-        <w:t>)</w:t>
-      </w:r>
-      <w:r>
-        <w:rPr>
-          <w:vertAlign w:val="superscript"/>
-        </w:rPr>
-        <w:t>x</w:t>
-      </w:r>
-      <w:proofErr w:type="gramEnd"/>
-    </w:p>
-    <w:p>
-      <w:pPr>
-        <w:ind w:right="249"/>
-        <w:rPr>
-          <w:lang w:val="ru-RU"/>
-        </w:rPr>
-      </w:pPr>
-      <w:r>
-        <w:rPr>
-          <w:lang w:val="ru-RU"/>
-        </w:rPr>
-        <w:t xml:space="preserve">           </w:t>
-      </w:r>
-      <w:r>
-        <w:t>n</w:t>
-      </w:r>
-      <w:r>
-        <w:rPr>
-          <w:lang w:val="ru-RU"/>
-        </w:rPr>
-        <w:t xml:space="preserve"> = 1/</w:t>
-      </w:r>
-      <w:proofErr w:type="spellStart"/>
-      <w:r>
-        <w:t>ts</w:t>
-      </w:r>
-      <w:proofErr w:type="spellEnd"/>
-    </w:p>
-    <w:p>
-      <w:pPr>
-        <w:ind w:right="249"/>
-        <w:rPr>
-          <w:lang w:val="ru-RU"/>
-        </w:rPr>
-      </w:pPr>
-      <w:r>
-        <w:rPr>
-          <w:lang w:val="ru-RU"/>
-        </w:rPr>
-        <w:t xml:space="preserve">          </w:t>
-      </w:r>
-      <w:proofErr w:type="gramStart"/>
-      <w:r>
-        <w:rPr>
-          <w:lang w:val="ru-RU"/>
-        </w:rPr>
-        <w:t>б)не</w:t>
-      </w:r>
-      <w:proofErr w:type="gramEnd"/>
-      <w:r>
-        <w:rPr>
-          <w:lang w:val="ru-RU"/>
-        </w:rPr>
-        <w:t xml:space="preserve"> освободится ни один вызов;</w:t>
-      </w:r>
-    </w:p>
-    <w:p>
-      <w:pPr>
-        <w:ind w:right="249"/>
-        <w:rPr>
-          <w:lang w:val="ru-RU"/>
-        </w:rPr>
-      </w:pPr>
-      <w:r>
-        <w:rPr>
-          <w:lang w:val="ru-RU"/>
-        </w:rPr>
-        <w:t xml:space="preserve">           </w:t>
-      </w:r>
-      <w:r>
-        <w:rPr>
-          <w:lang w:val="ru-RU"/>
-        </w:rPr>
-        <w:t>по формуле</w:t>
-      </w:r>
-    </w:p>
-    <w:p>
-      <w:pPr>
-        <w:ind w:right="249"/>
-        <w:rPr>
-          <w:lang w:val="ru-RU"/>
-        </w:rPr>
-      </w:pPr>
-      <w:r>
-        <w:rPr>
-          <w:lang w:val="ru-RU"/>
-        </w:rPr>
-        <w:t xml:space="preserve">           е</w:t>
-      </w:r>
-      <w:r>
-        <w:rPr>
-          <w:vertAlign w:val="superscript"/>
-          <w:lang w:val="ru-RU"/>
-        </w:rPr>
-        <w:t>-</w:t>
-      </w:r>
-      <w:r>
-        <w:rPr>
-          <w:vertAlign w:val="superscript"/>
-        </w:rPr>
-        <w:t>n</w:t>
-      </w:r>
-      <w:r>
-        <w:rPr>
-          <w:vertAlign w:val="superscript"/>
-          <w:lang w:val="ru-RU"/>
-        </w:rPr>
-        <w:t>*</w:t>
-      </w:r>
-      <w:r>
-        <w:rPr>
-          <w:vertAlign w:val="superscript"/>
-        </w:rPr>
-        <w:t>t</w:t>
-      </w:r>
-      <w:r>
-        <w:rPr>
-          <w:vertAlign w:val="superscript"/>
-          <w:lang w:val="ru-RU"/>
-        </w:rPr>
-        <w:t>*</w:t>
-      </w:r>
-      <w:r>
-        <w:rPr>
-          <w:vertAlign w:val="superscript"/>
-        </w:rPr>
-        <w:t>x</w:t>
-      </w:r>
-    </w:p>
-    <w:p>
-      <w:pPr>
-        <w:ind w:right="249"/>
-        <w:rPr>
-          <w:lang w:val="ru-RU"/>
-        </w:rPr>
-      </w:pPr>
-      <w:r>
-        <w:rPr>
-          <w:lang w:val="ru-RU"/>
-        </w:rPr>
-        <w:t xml:space="preserve">          </w:t>
-      </w:r>
-      <w:proofErr w:type="gramStart"/>
-      <w:r>
-        <w:rPr>
-          <w:lang w:val="ru-RU"/>
-        </w:rPr>
-        <w:t>в)освободится</w:t>
-      </w:r>
-      <w:proofErr w:type="gramEnd"/>
-      <w:r>
-        <w:rPr>
-          <w:lang w:val="ru-RU"/>
-        </w:rPr>
-        <w:t xml:space="preserve"> хотя бы один вызов.</w:t>
-      </w:r>
-    </w:p>
-    <w:p>
-      <w:pPr>
-        <w:ind w:right="249"/>
-        <w:rPr>
-          <w:lang w:val="ru-RU"/>
-        </w:rPr>
-      </w:pPr>
-      <w:r>
-        <w:rPr>
-          <w:lang w:val="ru-RU"/>
-        </w:rPr>
-        <w:t xml:space="preserve">           </w:t>
-      </w:r>
-      <w:r>
-        <w:rPr>
-          <w:lang w:val="ru-RU"/>
-        </w:rPr>
-        <w:t>По формуле</w:t>
-      </w:r>
-    </w:p>
-    <w:p>
-      <w:pPr>
-        <w:ind w:right="249"/>
-        <w:rPr>
-          <w:lang w:val="ru-RU"/>
-        </w:rPr>
-      </w:pPr>
-      <w:r>
-        <w:rPr>
-          <w:lang w:val="ru-RU"/>
-        </w:rPr>
-        <w:t xml:space="preserve">           1 - е</w:t>
-      </w:r>
-      <w:r>
-        <w:rPr>
-          <w:vertAlign w:val="superscript"/>
-          <w:lang w:val="ru-RU"/>
-        </w:rPr>
-        <w:t>-</w:t>
-      </w:r>
-      <w:r>
-        <w:rPr>
-          <w:vertAlign w:val="superscript"/>
-        </w:rPr>
-        <w:t>n</w:t>
-      </w:r>
-      <w:r>
-        <w:rPr>
-          <w:vertAlign w:val="superscript"/>
-          <w:lang w:val="ru-RU"/>
-        </w:rPr>
-        <w:t>*</w:t>
-      </w:r>
-      <w:r>
-        <w:rPr>
-          <w:vertAlign w:val="superscript"/>
-        </w:rPr>
-        <w:t>t</w:t>
-      </w:r>
-      <w:r>
-        <w:rPr>
-          <w:vertAlign w:val="superscript"/>
-          <w:lang w:val="ru-RU"/>
-        </w:rPr>
-        <w:t>*</w:t>
-      </w:r>
-      <w:r>
-        <w:rPr>
-          <w:vertAlign w:val="superscript"/>
-        </w:rPr>
-        <w:t>x</w:t>
-      </w:r>
-    </w:p>
-    <w:p>
-      <w:pPr>
-        <w:spacing w:after="171" w:line="259" w:lineRule="auto"/>
-        <w:ind w:left="721" w:right="0" w:firstLine="0"/>
-        <w:jc w:val="left"/>
-        <w:rPr>
-          <w:lang w:val="ru-RU"/>
-        </w:rPr>
-      </w:pPr>
-      <w:r>
-        <w:rPr>
-          <w:noProof/>
+        <w:ind w:left="696" w:right="249" w:firstLine="0"/>
+        <w:rPr>
+          <w:lang w:val="ru-RU"/>
+        </w:rPr>
+      </w:pPr>
+      <w:r>
+        <w:rPr>
           <w:lang w:val="ru-RU"/>
         </w:rPr>
         <w:drawing>
-          <wp:inline distT="0" distB="0" distL="0" distR="0" wp14:anchorId="07FC027D" wp14:editId="157C1908">
-            <wp:extent cx="3724275" cy="6910102"/>
-            <wp:effectExtent l="0" t="0" r="0" b="5080"/>
-            <wp:docPr id="5" name="Рисунок 5"/>
+          <wp:inline distT="0" distB="0" distL="0" distR="0" wp14:anchorId="6D6770C2" wp14:editId="345DB2CC">
+            <wp:extent cx="3048425" cy="295316"/>
+            <wp:effectExtent l="0" t="0" r="0" b="9525"/>
+            <wp:docPr id="3" name="Рисунок 3"/>
             <wp:cNvGraphicFramePr>
               <a:graphicFrameLocks xmlns:a="http://schemas.openxmlformats.org/drawingml/2006/main" noChangeAspect="1"/>
             </wp:cNvGraphicFramePr>
@@ -1813,6 +1465,404 @@
                   <pic:spPr>
                     <a:xfrm>
                       <a:off x="0" y="0"/>
+                      <a:ext cx="3048425" cy="295316"/>
+                    </a:xfrm>
+                    <a:prstGeom prst="rect">
+                      <a:avLst/>
+                    </a:prstGeom>
+                  </pic:spPr>
+                </pic:pic>
+              </a:graphicData>
+            </a:graphic>
+          </wp:inline>
+        </w:drawing>
+      </w:r>
+    </w:p>
+    <w:p>
+      <w:pPr>
+        <w:ind w:right="249"/>
+        <w:rPr>
+          <w:lang w:val="ru-RU"/>
+        </w:rPr>
+      </w:pPr>
+      <w:r>
+        <w:rPr>
+          <w:lang w:val="ru-RU"/>
+        </w:rPr>
+        <w:lastRenderedPageBreak/>
+        <w:t xml:space="preserve">          </w:t>
+      </w:r>
+      <w:proofErr w:type="gramStart"/>
+      <w:r>
+        <w:rPr>
+          <w:lang w:val="ru-RU"/>
+        </w:rPr>
+        <w:t>а)освободятся</w:t>
+      </w:r>
+      <w:proofErr w:type="gramEnd"/>
+      <w:r>
+        <w:rPr>
+          <w:lang w:val="ru-RU"/>
+        </w:rPr>
+        <w:t xml:space="preserve"> все вызовы;</w:t>
+      </w:r>
+    </w:p>
+    <w:p>
+      <w:pPr>
+        <w:ind w:right="249"/>
+        <w:rPr>
+          <w:lang w:val="ru-RU"/>
+        </w:rPr>
+      </w:pPr>
+      <w:r>
+        <w:rPr>
+          <w:lang w:val="ru-RU"/>
+        </w:rPr>
+        <w:t xml:space="preserve">          по формуле </w:t>
+      </w:r>
+      <w:r>
+        <w:rPr>
+          <w:lang w:val="ru-RU"/>
+        </w:rPr>
+        <w:tab/>
+      </w:r>
+    </w:p>
+    <w:p>
+      <w:pPr>
+        <w:ind w:right="249"/>
+        <w:rPr>
+          <w:lang w:val="ru-RU"/>
+        </w:rPr>
+      </w:pPr>
+      <w:r>
+        <w:rPr>
+          <w:lang w:val="ru-RU"/>
+        </w:rPr>
+        <w:t xml:space="preserve">          </w:t>
+      </w:r>
+      <w:r>
+        <w:rPr>
+          <w:lang w:val="ru-RU"/>
+        </w:rPr>
+        <w:t>(</w:t>
+      </w:r>
+      <w:r>
+        <w:rPr>
+          <w:lang w:val="ru-RU"/>
+        </w:rPr>
+        <w:t>1 – е</w:t>
+      </w:r>
+      <w:r>
+        <w:rPr>
+          <w:vertAlign w:val="superscript"/>
+          <w:lang w:val="ru-RU"/>
+        </w:rPr>
+        <w:t>-</w:t>
+      </w:r>
+      <w:r>
+        <w:rPr>
+          <w:vertAlign w:val="superscript"/>
+        </w:rPr>
+        <w:t>n</w:t>
+      </w:r>
+      <w:r>
+        <w:rPr>
+          <w:vertAlign w:val="superscript"/>
+          <w:lang w:val="ru-RU"/>
+        </w:rPr>
+        <w:t>*</w:t>
+      </w:r>
+      <w:r>
+        <w:rPr>
+          <w:vertAlign w:val="superscript"/>
+        </w:rPr>
+        <w:t>t</w:t>
+      </w:r>
+      <w:r>
+        <w:rPr>
+          <w:lang w:val="ru-RU"/>
+        </w:rPr>
+        <w:t>)</w:t>
+      </w:r>
+      <w:r>
+        <w:rPr>
+          <w:vertAlign w:val="superscript"/>
+          <w:lang w:val="ru-RU"/>
+        </w:rPr>
+        <w:t>5</w:t>
+      </w:r>
+    </w:p>
+    <w:p>
+      <w:pPr>
+        <w:ind w:right="249"/>
+        <w:rPr>
+          <w:lang w:val="ru-RU"/>
+        </w:rPr>
+      </w:pPr>
+      <w:r>
+        <w:rPr>
+          <w:lang w:val="ru-RU"/>
+        </w:rPr>
+        <w:t xml:space="preserve">           </w:t>
+      </w:r>
+      <w:r>
+        <w:t>n</w:t>
+      </w:r>
+      <w:r>
+        <w:rPr>
+          <w:lang w:val="ru-RU"/>
+        </w:rPr>
+        <w:t xml:space="preserve"> = 1/</w:t>
+      </w:r>
+      <w:proofErr w:type="spellStart"/>
+      <w:r>
+        <w:t>ts</w:t>
+      </w:r>
+      <w:proofErr w:type="spellEnd"/>
+    </w:p>
+    <w:p>
+      <w:pPr>
+        <w:ind w:right="249"/>
+        <w:rPr>
+          <w:lang w:val="ru-RU"/>
+        </w:rPr>
+      </w:pPr>
+      <w:r>
+        <w:rPr>
+          <w:lang w:val="ru-RU"/>
+        </w:rPr>
+        <w:t xml:space="preserve">          </w:t>
+      </w:r>
+      <w:proofErr w:type="gramStart"/>
+      <w:r>
+        <w:rPr>
+          <w:lang w:val="ru-RU"/>
+        </w:rPr>
+        <w:t>б)не</w:t>
+      </w:r>
+      <w:proofErr w:type="gramEnd"/>
+      <w:r>
+        <w:rPr>
+          <w:lang w:val="ru-RU"/>
+        </w:rPr>
+        <w:t xml:space="preserve"> освободится ни один вызов;</w:t>
+      </w:r>
+    </w:p>
+    <w:p>
+      <w:pPr>
+        <w:ind w:right="249"/>
+        <w:rPr>
+          <w:lang w:val="ru-RU"/>
+        </w:rPr>
+      </w:pPr>
+      <w:r>
+        <w:rPr>
+          <w:lang w:val="ru-RU"/>
+        </w:rPr>
+        <w:t xml:space="preserve">           </w:t>
+      </w:r>
+      <w:r>
+        <w:rPr>
+          <w:lang w:val="ru-RU"/>
+        </w:rPr>
+        <w:t>по формуле</w:t>
+      </w:r>
+    </w:p>
+    <w:p>
+      <w:pPr>
+        <w:ind w:right="249"/>
+        <w:rPr>
+          <w:lang w:val="ru-RU"/>
+        </w:rPr>
+      </w:pPr>
+      <w:r>
+        <w:rPr>
+          <w:lang w:val="ru-RU"/>
+        </w:rPr>
+        <w:t xml:space="preserve">           е</w:t>
+      </w:r>
+      <w:r>
+        <w:rPr>
+          <w:vertAlign w:val="superscript"/>
+          <w:lang w:val="ru-RU"/>
+        </w:rPr>
+        <w:t>-</w:t>
+      </w:r>
+      <w:r>
+        <w:rPr>
+          <w:vertAlign w:val="superscript"/>
+        </w:rPr>
+        <w:t>n</w:t>
+      </w:r>
+      <w:r>
+        <w:rPr>
+          <w:vertAlign w:val="superscript"/>
+          <w:lang w:val="ru-RU"/>
+        </w:rPr>
+        <w:t>*</w:t>
+      </w:r>
+      <w:r>
+        <w:rPr>
+          <w:vertAlign w:val="superscript"/>
+        </w:rPr>
+        <w:t>t</w:t>
+      </w:r>
+      <w:r>
+        <w:rPr>
+          <w:vertAlign w:val="superscript"/>
+          <w:lang w:val="ru-RU"/>
+        </w:rPr>
+        <w:t>*</w:t>
+      </w:r>
+      <w:r>
+        <w:rPr>
+          <w:vertAlign w:val="superscript"/>
+          <w:lang w:val="ru-RU"/>
+        </w:rPr>
+        <w:t>5</w:t>
+      </w:r>
+    </w:p>
+    <w:p>
+      <w:pPr>
+        <w:ind w:right="249"/>
+        <w:rPr>
+          <w:lang w:val="ru-RU"/>
+        </w:rPr>
+      </w:pPr>
+      <w:r>
+        <w:rPr>
+          <w:lang w:val="ru-RU"/>
+        </w:rPr>
+        <w:t xml:space="preserve">          </w:t>
+      </w:r>
+      <w:proofErr w:type="gramStart"/>
+      <w:r>
+        <w:rPr>
+          <w:lang w:val="ru-RU"/>
+        </w:rPr>
+        <w:t>в)освободится</w:t>
+      </w:r>
+      <w:proofErr w:type="gramEnd"/>
+      <w:r>
+        <w:rPr>
+          <w:lang w:val="ru-RU"/>
+        </w:rPr>
+        <w:t xml:space="preserve"> хотя бы один вызов.</w:t>
+      </w:r>
+    </w:p>
+    <w:p>
+      <w:pPr>
+        <w:ind w:right="249"/>
+        <w:rPr>
+          <w:lang w:val="ru-RU"/>
+        </w:rPr>
+      </w:pPr>
+      <w:r>
+        <w:rPr>
+          <w:lang w:val="ru-RU"/>
+        </w:rPr>
+        <w:t xml:space="preserve">           </w:t>
+      </w:r>
+      <w:r>
+        <w:rPr>
+          <w:lang w:val="ru-RU"/>
+        </w:rPr>
+        <w:t>По формуле</w:t>
+      </w:r>
+    </w:p>
+    <w:p>
+      <w:pPr>
+        <w:ind w:right="249"/>
+        <w:rPr>
+          <w:lang w:val="ru-RU"/>
+        </w:rPr>
+      </w:pPr>
+      <w:r>
+        <w:rPr>
+          <w:lang w:val="ru-RU"/>
+        </w:rPr>
+        <w:t xml:space="preserve">           1 - е</w:t>
+      </w:r>
+      <w:r>
+        <w:rPr>
+          <w:vertAlign w:val="superscript"/>
+          <w:lang w:val="ru-RU"/>
+        </w:rPr>
+        <w:t>-</w:t>
+      </w:r>
+      <w:r>
+        <w:rPr>
+          <w:vertAlign w:val="superscript"/>
+        </w:rPr>
+        <w:t>n</w:t>
+      </w:r>
+      <w:r>
+        <w:rPr>
+          <w:vertAlign w:val="superscript"/>
+          <w:lang w:val="ru-RU"/>
+        </w:rPr>
+        <w:t>*</w:t>
+      </w:r>
+      <w:r>
+        <w:rPr>
+          <w:vertAlign w:val="superscript"/>
+        </w:rPr>
+        <w:t>t</w:t>
+      </w:r>
+      <w:r>
+        <w:rPr>
+          <w:vertAlign w:val="superscript"/>
+          <w:lang w:val="ru-RU"/>
+        </w:rPr>
+        <w:t>*</w:t>
+      </w:r>
+      <w:r>
+        <w:rPr>
+          <w:vertAlign w:val="superscript"/>
+          <w:lang w:val="ru-RU"/>
+        </w:rPr>
+        <w:t>5</w:t>
+      </w:r>
+    </w:p>
+    <w:p>
+      <w:pPr>
+        <w:spacing w:after="171" w:line="259" w:lineRule="auto"/>
+        <w:ind w:left="721" w:right="0" w:firstLine="0"/>
+        <w:jc w:val="left"/>
+        <w:rPr>
+          <w:lang w:val="ru-RU"/>
+        </w:rPr>
+      </w:pPr>
+      <w:r>
+        <w:rPr>
+          <w:noProof/>
+          <w:lang w:val="ru-RU"/>
+        </w:rPr>
+        <w:lastRenderedPageBreak/>
+        <w:drawing>
+          <wp:inline distT="0" distB="0" distL="0" distR="0" wp14:anchorId="07FC027D" wp14:editId="157C1908">
+            <wp:extent cx="3724275" cy="6910102"/>
+            <wp:effectExtent l="0" t="0" r="0" b="5080"/>
+            <wp:docPr id="5" name="Рисунок 5"/>
+            <wp:cNvGraphicFramePr>
+              <a:graphicFrameLocks xmlns:a="http://schemas.openxmlformats.org/drawingml/2006/main" noChangeAspect="1"/>
+            </wp:cNvGraphicFramePr>
+            <a:graphic xmlns:a="http://schemas.openxmlformats.org/drawingml/2006/main">
+              <a:graphicData uri="http://schemas.openxmlformats.org/drawingml/2006/picture">
+                <pic:pic xmlns:pic="http://schemas.openxmlformats.org/drawingml/2006/picture">
+                  <pic:nvPicPr>
+                    <pic:cNvPr id="1" name=""/>
+                    <pic:cNvPicPr/>
+                  </pic:nvPicPr>
+                  <pic:blipFill>
+                    <a:blip r:embed="rId11"/>
+                    <a:stretch>
+                      <a:fillRect/>
+                    </a:stretch>
+                  </pic:blipFill>
+                  <pic:spPr>
+                    <a:xfrm>
+                      <a:off x="0" y="0"/>
                       <a:ext cx="3728872" cy="6918632"/>
                     </a:xfrm>
                     <a:prstGeom prst="rect">
@@ -1839,7 +1889,6 @@
         <w:rPr>
           <w:lang w:val="ru-RU"/>
         </w:rPr>
-        <w:lastRenderedPageBreak/>
         <w:t>График</w:t>
       </w:r>
       <w:r>
@@ -1866,7 +1915,7 @@
             <wp:cNvGraphicFramePr/>
             <a:graphic xmlns:a="http://schemas.openxmlformats.org/drawingml/2006/main">
               <a:graphicData uri="http://schemas.openxmlformats.org/drawingml/2006/chart">
-                <c:chart xmlns:c="http://schemas.openxmlformats.org/drawingml/2006/chart" xmlns:r="http://schemas.openxmlformats.org/officeDocument/2006/relationships" r:id="rId11"/>
+                <c:chart xmlns:c="http://schemas.openxmlformats.org/drawingml/2006/chart" xmlns:r="http://schemas.openxmlformats.org/officeDocument/2006/relationships" r:id="rId12"/>
               </a:graphicData>
             </a:graphic>
           </wp:inline>
@@ -1884,6 +1933,7 @@
         <w:rPr>
           <w:lang w:val="ru-RU"/>
         </w:rPr>
+        <w:lastRenderedPageBreak/>
         <w:t>4)</w:t>
       </w:r>
       <w:r>
@@ -2286,13 +2336,7 @@
         <w:rPr>
           <w:lang w:val="ru-RU"/>
         </w:rPr>
-        <w:t>П</w:t>
-      </w:r>
-      <w:r>
-        <w:rPr>
-          <w:lang w:val="ru-RU"/>
-        </w:rPr>
-        <w:t>оступившая нагрузка</w:t>
+        <w:t>Поступившая нагрузка</w:t>
       </w:r>
     </w:p>
     <w:p>
@@ -2314,6 +2358,9 @@
       <w:pPr>
         <w:spacing w:after="0" w:line="259" w:lineRule="auto"/>
         <w:ind w:left="0" w:right="106" w:firstLine="0"/>
+        <w:rPr>
+          <w:lang w:val="ru-RU"/>
+        </w:rPr>
       </w:pPr>
       <w:r>
         <w:rPr>
@@ -2322,6 +2369,9 @@
         <w:tab/>
       </w:r>
       <w:r>
+        <w:rPr>
+          <w:lang w:val="ru-RU"/>
+        </w:rPr>
         <w:t xml:space="preserve"> </w:t>
       </w:r>
       <w:proofErr w:type="spellStart"/>
@@ -2330,23 +2380,42 @@
       </w:r>
       <w:proofErr w:type="spellEnd"/>
       <w:r>
+        <w:rPr>
+          <w:lang w:val="ru-RU"/>
+        </w:rPr>
         <w:t xml:space="preserve"> = (</w:t>
       </w:r>
+      <w:r>
+        <w:t>Lam</w:t>
+      </w:r>
+      <w:r>
+        <w:rPr>
+          <w:lang w:val="ru-RU"/>
+        </w:rPr>
+        <w:t>_</w:t>
+      </w:r>
+      <w:r>
+        <w:t>o</w:t>
+      </w:r>
+      <w:r>
+        <w:rPr>
+          <w:lang w:val="ru-RU"/>
+        </w:rPr>
+        <w:t>*</w:t>
+      </w:r>
       <w:proofErr w:type="spellStart"/>
       <w:r>
-        <w:t>Lam_o</w:t>
+        <w:t>ts</w:t>
       </w:r>
       <w:proofErr w:type="spellEnd"/>
       <w:r>
-        <w:t>*</w:t>
-      </w:r>
-      <w:proofErr w:type="spellStart"/>
-      <w:r>
-        <w:t>ts</w:t>
-      </w:r>
-      <w:proofErr w:type="spellEnd"/>
-      <w:r>
-        <w:t>)/dt</w:t>
+        <w:rPr>
+          <w:lang w:val="ru-RU"/>
+        </w:rPr>
+        <w:t>)/</w:t>
+      </w:r>
+      <w:r>
+        <w:t>dt</w:t>
       </w:r>
     </w:p>
     <w:p>
@@ -2355,150 +2424,14 @@
         <w:ind w:left="0" w:right="106" w:firstLine="0"/>
       </w:pPr>
       <w:r>
+        <w:rPr>
+          <w:noProof/>
+        </w:rPr>
         <w:drawing>
           <wp:inline distT="0" distB="0" distL="0" distR="0" wp14:anchorId="59F370E8" wp14:editId="6B3F4C52">
             <wp:extent cx="5953956" cy="1362265"/>
             <wp:effectExtent l="0" t="0" r="8890" b="9525"/>
             <wp:docPr id="10" name="Рисунок 10"/>
-            <wp:cNvGraphicFramePr>
-              <a:graphicFrameLocks xmlns:a="http://schemas.openxmlformats.org/drawingml/2006/main" noChangeAspect="1"/>
-            </wp:cNvGraphicFramePr>
-            <a:graphic xmlns:a="http://schemas.openxmlformats.org/drawingml/2006/main">
-              <a:graphicData uri="http://schemas.openxmlformats.org/drawingml/2006/picture">
-                <pic:pic xmlns:pic="http://schemas.openxmlformats.org/drawingml/2006/picture">
-                  <pic:nvPicPr>
-                    <pic:cNvPr id="1" name=""/>
-                    <pic:cNvPicPr/>
-                  </pic:nvPicPr>
-                  <pic:blipFill>
-                    <a:blip r:embed="rId12"/>
-                    <a:stretch>
-                      <a:fillRect/>
-                    </a:stretch>
-                  </pic:blipFill>
-                  <pic:spPr>
-                    <a:xfrm>
-                      <a:off x="0" y="0"/>
-                      <a:ext cx="5953956" cy="1362265"/>
-                    </a:xfrm>
-                    <a:prstGeom prst="rect">
-                      <a:avLst/>
-                    </a:prstGeom>
-                  </pic:spPr>
-                </pic:pic>
-              </a:graphicData>
-            </a:graphic>
-          </wp:inline>
-        </w:drawing>
-      </w:r>
-    </w:p>
-    <w:p>
-      <w:pPr>
-        <w:spacing w:after="0" w:line="259" w:lineRule="auto"/>
-        <w:ind w:left="0" w:right="106" w:firstLine="0"/>
-      </w:pPr>
-    </w:p>
-    <w:p>
-      <w:pPr>
-        <w:spacing w:after="160" w:line="259" w:lineRule="auto"/>
-        <w:ind w:left="0" w:right="0" w:firstLine="0"/>
-        <w:jc w:val="left"/>
-        <w:rPr>
-          <w:lang w:val="ru-RU"/>
-        </w:rPr>
-      </w:pPr>
-      <w:r>
-        <w:rPr>
-          <w:lang w:val="ru-RU"/>
-        </w:rPr>
-        <w:br w:type="page"/>
-      </w:r>
-    </w:p>
-    <w:p>
-      <w:pPr>
-        <w:spacing w:after="0" w:line="259" w:lineRule="auto"/>
-        <w:ind w:left="0" w:right="106" w:firstLine="0"/>
-        <w:rPr>
-          <w:lang w:val="ru-RU"/>
-        </w:rPr>
-      </w:pPr>
-      <w:r>
-        <w:rPr>
-          <w:lang w:val="ru-RU"/>
-        </w:rPr>
-        <w:lastRenderedPageBreak/>
-        <w:t>Об</w:t>
-      </w:r>
-      <w:r>
-        <w:rPr>
-          <w:lang w:val="ru-RU"/>
-        </w:rPr>
-        <w:t>служенная нагрузка</w:t>
-      </w:r>
-    </w:p>
-    <w:p>
-      <w:pPr>
-        <w:spacing w:after="0" w:line="259" w:lineRule="auto"/>
-        <w:ind w:left="0" w:right="106" w:firstLine="0"/>
-      </w:pPr>
-      <w:r>
-        <w:rPr>
-          <w:lang w:val="ru-RU"/>
-        </w:rPr>
-        <w:tab/>
-      </w:r>
-      <w:r>
-        <w:rPr>
-          <w:lang w:val="ru-RU"/>
-        </w:rPr>
-        <w:t>По формуле</w:t>
-      </w:r>
-    </w:p>
-    <w:p>
-      <w:pPr>
-        <w:spacing w:after="0" w:line="259" w:lineRule="auto"/>
-        <w:ind w:left="0" w:right="106" w:firstLine="0"/>
-      </w:pPr>
-      <w:r>
-        <w:t xml:space="preserve">           </w:t>
-      </w:r>
-      <w:r>
-        <w:t>A</w:t>
-      </w:r>
-      <w:r>
-        <w:t>s</w:t>
-      </w:r>
-      <w:r>
-        <w:t xml:space="preserve"> = (</w:t>
-      </w:r>
-      <w:proofErr w:type="spellStart"/>
-      <w:r>
-        <w:t>Lam_s</w:t>
-      </w:r>
-      <w:proofErr w:type="spellEnd"/>
-      <w:r>
-        <w:t>*</w:t>
-      </w:r>
-      <w:proofErr w:type="spellStart"/>
-      <w:r>
-        <w:t>ts</w:t>
-      </w:r>
-      <w:proofErr w:type="spellEnd"/>
-      <w:r>
-        <w:t>)/dt</w:t>
-      </w:r>
-    </w:p>
-    <w:p>
-      <w:pPr>
-        <w:spacing w:after="0" w:line="259" w:lineRule="auto"/>
-        <w:ind w:left="0" w:right="106" w:firstLine="0"/>
-      </w:pPr>
-      <w:r>
-        <w:drawing>
-          <wp:inline distT="0" distB="0" distL="0" distR="0" wp14:anchorId="49260485" wp14:editId="2529BCAE">
-            <wp:extent cx="6462395" cy="1120140"/>
-            <wp:effectExtent l="0" t="0" r="0" b="3810"/>
-            <wp:docPr id="11" name="Рисунок 11"/>
             <wp:cNvGraphicFramePr>
               <a:graphicFrameLocks xmlns:a="http://schemas.openxmlformats.org/drawingml/2006/main" noChangeAspect="1"/>
             </wp:cNvGraphicFramePr>
@@ -2518,7 +2451,7 @@
                   <pic:spPr>
                     <a:xfrm>
                       <a:off x="0" y="0"/>
-                      <a:ext cx="6462395" cy="1120140"/>
+                      <a:ext cx="5953956" cy="1362265"/>
                     </a:xfrm>
                     <a:prstGeom prst="rect">
                       <a:avLst/>
@@ -2539,6 +2472,22 @@
     </w:p>
     <w:p>
       <w:pPr>
+        <w:spacing w:after="160" w:line="259" w:lineRule="auto"/>
+        <w:ind w:left="0" w:right="0" w:firstLine="0"/>
+        <w:jc w:val="left"/>
+        <w:rPr>
+          <w:lang w:val="ru-RU"/>
+        </w:rPr>
+      </w:pPr>
+      <w:r>
+        <w:rPr>
+          <w:lang w:val="ru-RU"/>
+        </w:rPr>
+        <w:br w:type="page"/>
+      </w:r>
+    </w:p>
+    <w:p>
+      <w:pPr>
         <w:spacing w:after="0" w:line="259" w:lineRule="auto"/>
         <w:ind w:left="0" w:right="106" w:firstLine="0"/>
         <w:rPr>
@@ -2549,19 +2498,8 @@
         <w:rPr>
           <w:lang w:val="ru-RU"/>
         </w:rPr>
-        <w:t>Потерян</w:t>
-      </w:r>
-      <w:r>
-        <w:rPr>
-          <w:lang w:val="ru-RU"/>
-        </w:rPr>
-        <w:t>н</w:t>
-      </w:r>
-      <w:r>
-        <w:rPr>
-          <w:lang w:val="ru-RU"/>
-        </w:rPr>
-        <w:t>ая нагрузка</w:t>
+        <w:lastRenderedPageBreak/>
+        <w:t>Обслуженная нагрузка</w:t>
       </w:r>
     </w:p>
     <w:p>
@@ -2576,7 +2514,8 @@
         <w:rPr>
           <w:lang w:val="ru-RU"/>
         </w:rPr>
-        <w:t xml:space="preserve">        По формуле</w:t>
+        <w:tab/>
+        <w:t>По формуле</w:t>
       </w:r>
     </w:p>
     <w:p>
@@ -2591,58 +2530,67 @@
         <w:rPr>
           <w:lang w:val="ru-RU"/>
         </w:rPr>
-        <w:t xml:space="preserve">         </w:t>
+        <w:t xml:space="preserve">           </w:t>
       </w:r>
       <w:r>
         <w:t>A</w:t>
       </w:r>
       <w:r>
-        <w:t>L</w:t>
-      </w:r>
-      <w:r>
-        <w:rPr>
-          <w:lang w:val="ru-RU"/>
-        </w:rPr>
-        <w:t xml:space="preserve"> = </w:t>
+        <w:t>s</w:t>
+      </w:r>
+      <w:r>
+        <w:rPr>
+          <w:lang w:val="ru-RU"/>
+        </w:rPr>
+        <w:t xml:space="preserve"> = (</w:t>
+      </w:r>
+      <w:r>
+        <w:t>Lam</w:t>
+      </w:r>
+      <w:r>
+        <w:rPr>
+          <w:lang w:val="ru-RU"/>
+        </w:rPr>
+        <w:t>_</w:t>
+      </w:r>
+      <w:r>
+        <w:t>s</w:t>
+      </w:r>
+      <w:r>
+        <w:rPr>
+          <w:lang w:val="ru-RU"/>
+        </w:rPr>
+        <w:t>*</w:t>
       </w:r>
       <w:proofErr w:type="spellStart"/>
       <w:r>
-        <w:t>A</w:t>
-      </w:r>
-      <w:r>
-        <w:t>o</w:t>
+        <w:t>ts</w:t>
       </w:r>
       <w:proofErr w:type="spellEnd"/>
       <w:r>
         <w:rPr>
           <w:lang w:val="ru-RU"/>
         </w:rPr>
-        <w:t xml:space="preserve"> - </w:t>
-      </w:r>
-      <w:r>
-        <w:t>A</w:t>
-      </w:r>
-      <w:r>
-        <w:t>s</w:t>
+        <w:t>)/</w:t>
+      </w:r>
+      <w:r>
+        <w:t>dt</w:t>
       </w:r>
     </w:p>
     <w:p>
       <w:pPr>
         <w:spacing w:after="0" w:line="259" w:lineRule="auto"/>
         <w:ind w:left="0" w:right="106" w:firstLine="0"/>
-        <w:rPr>
-          <w:lang w:val="ru-RU"/>
-        </w:rPr>
-      </w:pPr>
-      <w:r>
-        <w:rPr>
-          <w:lang w:val="ru-RU"/>
+      </w:pPr>
+      <w:r>
+        <w:rPr>
+          <w:noProof/>
         </w:rPr>
         <w:drawing>
-          <wp:inline distT="0" distB="0" distL="0" distR="0" wp14:anchorId="4A700534" wp14:editId="5EB8458F">
-            <wp:extent cx="6462395" cy="938530"/>
-            <wp:effectExtent l="0" t="0" r="0" b="0"/>
-            <wp:docPr id="12" name="Рисунок 12"/>
+          <wp:inline distT="0" distB="0" distL="0" distR="0" wp14:anchorId="49260485" wp14:editId="2529BCAE">
+            <wp:extent cx="6462395" cy="1120140"/>
+            <wp:effectExtent l="0" t="0" r="0" b="3810"/>
+            <wp:docPr id="11" name="Рисунок 11"/>
             <wp:cNvGraphicFramePr>
               <a:graphicFrameLocks xmlns:a="http://schemas.openxmlformats.org/drawingml/2006/main" noChangeAspect="1"/>
             </wp:cNvGraphicFramePr>
@@ -2662,6 +2610,151 @@
                   <pic:spPr>
                     <a:xfrm>
                       <a:off x="0" y="0"/>
+                      <a:ext cx="6462395" cy="1120140"/>
+                    </a:xfrm>
+                    <a:prstGeom prst="rect">
+                      <a:avLst/>
+                    </a:prstGeom>
+                  </pic:spPr>
+                </pic:pic>
+              </a:graphicData>
+            </a:graphic>
+          </wp:inline>
+        </w:drawing>
+      </w:r>
+    </w:p>
+    <w:p>
+      <w:pPr>
+        <w:spacing w:after="0" w:line="259" w:lineRule="auto"/>
+        <w:ind w:left="0" w:right="106" w:firstLine="0"/>
+      </w:pPr>
+    </w:p>
+    <w:p>
+      <w:pPr>
+        <w:spacing w:after="0" w:line="259" w:lineRule="auto"/>
+        <w:ind w:left="0" w:right="106" w:firstLine="0"/>
+        <w:rPr>
+          <w:lang w:val="ru-RU"/>
+        </w:rPr>
+      </w:pPr>
+      <w:r>
+        <w:rPr>
+          <w:lang w:val="ru-RU"/>
+        </w:rPr>
+        <w:t>Потерян</w:t>
+      </w:r>
+      <w:r>
+        <w:rPr>
+          <w:lang w:val="ru-RU"/>
+        </w:rPr>
+        <w:t>н</w:t>
+      </w:r>
+      <w:r>
+        <w:rPr>
+          <w:lang w:val="ru-RU"/>
+        </w:rPr>
+        <w:t>ая нагрузка</w:t>
+      </w:r>
+    </w:p>
+    <w:p>
+      <w:pPr>
+        <w:spacing w:after="0" w:line="259" w:lineRule="auto"/>
+        <w:ind w:left="0" w:right="106" w:firstLine="0"/>
+        <w:rPr>
+          <w:lang w:val="ru-RU"/>
+        </w:rPr>
+      </w:pPr>
+      <w:r>
+        <w:rPr>
+          <w:lang w:val="ru-RU"/>
+        </w:rPr>
+        <w:t xml:space="preserve">        По формуле</w:t>
+      </w:r>
+    </w:p>
+    <w:p>
+      <w:pPr>
+        <w:spacing w:after="0" w:line="259" w:lineRule="auto"/>
+        <w:ind w:left="0" w:right="106" w:firstLine="0"/>
+        <w:rPr>
+          <w:lang w:val="ru-RU"/>
+        </w:rPr>
+      </w:pPr>
+      <w:r>
+        <w:rPr>
+          <w:lang w:val="ru-RU"/>
+        </w:rPr>
+        <w:t xml:space="preserve">         </w:t>
+      </w:r>
+      <w:r>
+        <w:t>A</w:t>
+      </w:r>
+      <w:r>
+        <w:t>L</w:t>
+      </w:r>
+      <w:r>
+        <w:rPr>
+          <w:lang w:val="ru-RU"/>
+        </w:rPr>
+        <w:t xml:space="preserve"> = </w:t>
+      </w:r>
+      <w:proofErr w:type="spellStart"/>
+      <w:r>
+        <w:t>A</w:t>
+      </w:r>
+      <w:r>
+        <w:t>o</w:t>
+      </w:r>
+      <w:proofErr w:type="spellEnd"/>
+      <w:r>
+        <w:rPr>
+          <w:lang w:val="ru-RU"/>
+        </w:rPr>
+        <w:t xml:space="preserve"> - </w:t>
+      </w:r>
+      <w:r>
+        <w:t>A</w:t>
+      </w:r>
+      <w:r>
+        <w:t>s</w:t>
+      </w:r>
+    </w:p>
+    <w:p>
+      <w:pPr>
+        <w:spacing w:after="0" w:line="259" w:lineRule="auto"/>
+        <w:ind w:left="0" w:right="106" w:firstLine="0"/>
+        <w:rPr>
+          <w:lang w:val="ru-RU"/>
+        </w:rPr>
+      </w:pPr>
+      <w:r>
+        <w:rPr>
+          <w:noProof/>
+          <w:lang w:val="ru-RU"/>
+        </w:rPr>
+        <w:drawing>
+          <wp:inline distT="0" distB="0" distL="0" distR="0" wp14:anchorId="4A700534" wp14:editId="5EB8458F">
+            <wp:extent cx="6462395" cy="938530"/>
+            <wp:effectExtent l="0" t="0" r="0" b="0"/>
+            <wp:docPr id="12" name="Рисунок 12"/>
+            <wp:cNvGraphicFramePr>
+              <a:graphicFrameLocks xmlns:a="http://schemas.openxmlformats.org/drawingml/2006/main" noChangeAspect="1"/>
+            </wp:cNvGraphicFramePr>
+            <a:graphic xmlns:a="http://schemas.openxmlformats.org/drawingml/2006/main">
+              <a:graphicData uri="http://schemas.openxmlformats.org/drawingml/2006/picture">
+                <pic:pic xmlns:pic="http://schemas.openxmlformats.org/drawingml/2006/picture">
+                  <pic:nvPicPr>
+                    <pic:cNvPr id="1" name=""/>
+                    <pic:cNvPicPr/>
+                  </pic:nvPicPr>
+                  <pic:blipFill>
+                    <a:blip r:embed="rId15"/>
+                    <a:stretch>
+                      <a:fillRect/>
+                    </a:stretch>
+                  </pic:blipFill>
+                  <pic:spPr>
+                    <a:xfrm>
+                      <a:off x="0" y="0"/>
                       <a:ext cx="6462395" cy="938530"/>
                     </a:xfrm>
                     <a:prstGeom prst="rect">
@@ -2768,6 +2861,7 @@
       </w:pPr>
       <w:r>
         <w:rPr>
+          <w:noProof/>
           <w:lang w:val="ru-RU"/>
         </w:rPr>
         <w:drawing>
@@ -2786,7 +2880,7 @@
                     <pic:cNvPicPr/>
                   </pic:nvPicPr>
                   <pic:blipFill>
-                    <a:blip r:embed="rId15"/>
+                    <a:blip r:embed="rId16"/>
                     <a:stretch>
                       <a:fillRect/>
                     </a:stretch>
